--- a/Documentation/Advanced mDSC software package- Documentation.docx
+++ b/Documentation/Advanced mDSC software package- Documentation.docx
@@ -1059,13 +1059,13 @@
           <w:rFonts w:ascii="Arial" w:hAnsi="Arial" w:cs="Arial"/>
           <w:lang w:val="en-US"/>
         </w:rPr>
-      </w:r>
-      <w:r>
-        <w:rPr>
-          <w:rFonts w:ascii="Arial" w:hAnsi="Arial" w:cs="Arial"/>
-          <w:lang w:val="en-US"/>
-        </w:rPr>
         <w:instrText xml:space="preserve"> \* MERGEFORMAT </w:instrText>
+      </w:r>
+      <w:r>
+        <w:rPr>
+          <w:rFonts w:ascii="Arial" w:hAnsi="Arial" w:cs="Arial"/>
+          <w:lang w:val="en-US"/>
+        </w:rPr>
       </w:r>
       <w:r>
         <w:rPr>
@@ -1767,6 +1767,7 @@
           <w:highlight w:val="yellow"/>
           <w:lang w:val="en-US"/>
         </w:rPr>
+        <w:instrText xml:space="preserve"> \* MERGEFORMAT </w:instrText>
       </w:r>
       <w:r>
         <w:rPr>
@@ -1774,7 +1775,6 @@
           <w:highlight w:val="yellow"/>
           <w:lang w:val="en-US"/>
         </w:rPr>
-        <w:instrText xml:space="preserve"> \* MERGEFORMAT </w:instrText>
       </w:r>
       <w:r>
         <w:rPr>
@@ -6116,6 +6116,7 @@
           <w:highlight w:val="yellow"/>
           <w:lang w:val="en-US"/>
         </w:rPr>
+        <w:instrText xml:space="preserve"> \* MERGEFORMAT </w:instrText>
       </w:r>
       <w:r>
         <w:rPr>
@@ -6123,7 +6124,6 @@
           <w:highlight w:val="yellow"/>
           <w:lang w:val="en-US"/>
         </w:rPr>
-        <w:instrText xml:space="preserve"> \* MERGEFORMAT </w:instrText>
       </w:r>
       <w:r>
         <w:rPr>
@@ -8275,13 +8275,13 @@
           <w:rFonts w:ascii="Arial" w:hAnsi="Arial" w:cs="Arial"/>
           <w:lang w:val="en-US"/>
         </w:rPr>
-      </w:r>
-      <w:r>
-        <w:rPr>
-          <w:rFonts w:ascii="Arial" w:hAnsi="Arial" w:cs="Arial"/>
-          <w:lang w:val="en-US"/>
-        </w:rPr>
         <w:instrText xml:space="preserve"> \* MERGEFORMAT </w:instrText>
+      </w:r>
+      <w:r>
+        <w:rPr>
+          <w:rFonts w:ascii="Arial" w:hAnsi="Arial" w:cs="Arial"/>
+          <w:lang w:val="en-US"/>
+        </w:rPr>
       </w:r>
       <w:r>
         <w:rPr>
@@ -8782,13 +8782,13 @@
           <w:rFonts w:ascii="Arial" w:hAnsi="Arial" w:cs="Arial"/>
           <w:lang w:val="en-US"/>
         </w:rPr>
-      </w:r>
-      <w:r>
-        <w:rPr>
-          <w:rFonts w:ascii="Arial" w:hAnsi="Arial" w:cs="Arial"/>
-          <w:lang w:val="en-US"/>
-        </w:rPr>
         <w:instrText xml:space="preserve"> \* MERGEFORMAT </w:instrText>
+      </w:r>
+      <w:r>
+        <w:rPr>
+          <w:rFonts w:ascii="Arial" w:hAnsi="Arial" w:cs="Arial"/>
+          <w:lang w:val="en-US"/>
+        </w:rPr>
       </w:r>
       <w:r>
         <w:rPr>
@@ -12418,13 +12418,13 @@
           <w:rFonts w:ascii="Arial" w:eastAsiaTheme="minorEastAsia" w:hAnsi="Arial" w:cs="Arial"/>
           <w:lang w:val="en-US"/>
         </w:rPr>
-      </w:r>
-      <w:r>
-        <w:rPr>
-          <w:rFonts w:ascii="Arial" w:eastAsiaTheme="minorEastAsia" w:hAnsi="Arial" w:cs="Arial"/>
-          <w:lang w:val="en-US"/>
-        </w:rPr>
         <w:instrText xml:space="preserve"> \* MERGEFORMAT </w:instrText>
+      </w:r>
+      <w:r>
+        <w:rPr>
+          <w:rFonts w:ascii="Arial" w:eastAsiaTheme="minorEastAsia" w:hAnsi="Arial" w:cs="Arial"/>
+          <w:lang w:val="en-US"/>
+        </w:rPr>
       </w:r>
       <w:r>
         <w:rPr>
@@ -12963,6 +12963,7 @@
           <w:highlight w:val="yellow"/>
           <w:lang w:val="en-US"/>
         </w:rPr>
+        <w:instrText xml:space="preserve"> \* MERGEFORMAT </w:instrText>
       </w:r>
       <w:r>
         <w:rPr>
@@ -12970,7 +12971,6 @@
           <w:highlight w:val="yellow"/>
           <w:lang w:val="en-US"/>
         </w:rPr>
-        <w:instrText xml:space="preserve"> \* MERGEFORMAT </w:instrText>
       </w:r>
       <w:r>
         <w:rPr>
@@ -15261,7 +15261,23 @@
           <w:lang w:val="en-US"/>
         </w:rPr>
         <w:lastRenderedPageBreak/>
-        <w:t xml:space="preserve">The challenge lies in determining the constant k. </w:t>
+        <w:t xml:space="preserve">The challenge lies in determining the constant </w:t>
+      </w:r>
+      <w:r>
+        <w:rPr>
+          <w:rFonts w:ascii="Arial" w:eastAsiaTheme="minorEastAsia" w:hAnsi="Arial" w:cs="Arial"/>
+          <w:i/>
+          <w:iCs/>
+          <w:lang w:val="en-US"/>
+        </w:rPr>
+        <w:t>k</w:t>
+      </w:r>
+      <w:r>
+        <w:rPr>
+          <w:rFonts w:ascii="Arial" w:eastAsiaTheme="minorEastAsia" w:hAnsi="Arial" w:cs="Arial"/>
+          <w:lang w:val="en-US"/>
+        </w:rPr>
+        <w:t xml:space="preserve">. </w:t>
       </w:r>
       <w:r>
         <w:rPr>
@@ -15273,9 +15289,18 @@
       <w:r>
         <w:rPr>
           <w:rFonts w:ascii="Arial" w:eastAsiaTheme="minorEastAsia" w:hAnsi="Arial" w:cs="Arial"/>
-          <w:lang w:val="en-US"/>
-        </w:rPr>
-        <w:t xml:space="preserve">K is defined based on the magnitude of the signal of the derivative at the Tg onset and end. </w:t>
+          <w:i/>
+          <w:iCs/>
+          <w:lang w:val="en-US"/>
+        </w:rPr>
+        <w:t>k</w:t>
+      </w:r>
+      <w:r>
+        <w:rPr>
+          <w:rFonts w:ascii="Arial" w:eastAsiaTheme="minorEastAsia" w:hAnsi="Arial" w:cs="Arial"/>
+          <w:lang w:val="en-US"/>
+        </w:rPr>
+        <w:t xml:space="preserve"> is defined based on the magnitude of the signal of the derivative at the Tg onset and end. </w:t>
       </w:r>
       <w:r>
         <w:rPr>
@@ -15313,17 +15338,7 @@
                   <w:rFonts w:ascii="Cambria Math" w:hAnsi="Cambria Math" w:cs="Arial"/>
                   <w:lang w:val="en-US"/>
                 </w:rPr>
-                <m:t>d</m:t>
-              </m:r>
-              <m:r>
-                <m:rPr>
-                  <m:sty m:val="p"/>
-                </m:rPr>
-                <w:rPr>
-                  <w:rFonts w:ascii="Cambria Math" w:hAnsi="Cambria Math" w:cs="Arial"/>
-                  <w:lang w:val="en-US"/>
-                </w:rPr>
-                <m:t>Cp</m:t>
+                <m:t>dCp</m:t>
               </m:r>
               <m:d>
                 <m:dPr>
@@ -15393,17 +15408,7 @@
                   <w:rFonts w:ascii="Cambria Math" w:hAnsi="Cambria Math" w:cs="Arial"/>
                   <w:lang w:val="en-US"/>
                 </w:rPr>
-                <m:t>∆Cp</m:t>
-              </m:r>
-              <m:r>
-                <m:rPr>
-                  <m:sty m:val="p"/>
-                </m:rPr>
-                <w:rPr>
-                  <w:rFonts w:ascii="Cambria Math" w:hAnsi="Cambria Math" w:cs="Arial"/>
-                  <w:lang w:val="en-US"/>
-                </w:rPr>
-                <m:t>k</m:t>
+                <m:t>∆Cpk</m:t>
               </m:r>
               <m:sSup>
                 <m:sSupPr>
@@ -15560,21 +15565,7 @@
             <w:rFonts w:ascii="Cambria Math" w:hAnsi="Cambria Math" w:cs="Arial"/>
             <w:lang w:val="en-US"/>
           </w:rPr>
-          <m:t>T</m:t>
-        </m:r>
-        <m:r>
-          <w:rPr>
-            <w:rFonts w:ascii="Cambria Math" w:hAnsi="Cambria Math" w:cs="Arial"/>
-            <w:lang w:val="en-US"/>
-          </w:rPr>
-          <m:t>=</m:t>
-        </m:r>
-        <m:r>
-          <w:rPr>
-            <w:rFonts w:ascii="Cambria Math" w:hAnsi="Cambria Math" w:cs="Arial"/>
-            <w:lang w:val="en-US"/>
-          </w:rPr>
-          <m:t>Tg midpoint</m:t>
+          <m:t>T=Tg midpoint</m:t>
         </m:r>
       </m:oMath>
       <w:r>
@@ -16075,35 +16066,7 @@
                       <w:rFonts w:ascii="Cambria Math" w:hAnsi="Cambria Math" w:cs="Arial"/>
                       <w:lang w:val="en-US"/>
                     </w:rPr>
-                    <m:t>-k(</m:t>
-                  </m:r>
-                  <m:r>
-                    <w:rPr>
-                      <w:rFonts w:ascii="Cambria Math" w:hAnsi="Cambria Math" w:cs="Arial"/>
-                      <w:lang w:val="en-US"/>
-                    </w:rPr>
-                    <m:t>T</m:t>
-                  </m:r>
-                  <m:r>
-                    <w:rPr>
-                      <w:rFonts w:ascii="Cambria Math" w:hAnsi="Cambria Math" w:cs="Arial"/>
-                      <w:lang w:val="en-US"/>
-                    </w:rPr>
-                    <m:t>g onset</m:t>
-                  </m:r>
-                  <m:r>
-                    <w:rPr>
-                      <w:rFonts w:ascii="Cambria Math" w:hAnsi="Cambria Math" w:cs="Arial"/>
-                      <w:lang w:val="en-US"/>
-                    </w:rPr>
-                    <m:t>-Tg midpoint</m:t>
-                  </m:r>
-                  <m:r>
-                    <w:rPr>
-                      <w:rFonts w:ascii="Cambria Math" w:hAnsi="Cambria Math" w:cs="Arial"/>
-                      <w:lang w:val="en-US"/>
-                    </w:rPr>
-                    <m:t>)</m:t>
+                    <m:t>-k(Tg onset-Tg midpoint)</m:t>
                   </m:r>
                 </m:sup>
               </m:sSup>
@@ -16232,14 +16195,7 @@
                   <w:rFonts w:ascii="Cambria Math" w:hAnsi="Cambria Math" w:cs="Arial"/>
                   <w:lang w:val="en-US"/>
                 </w:rPr>
-                <m:t>2</m:t>
-              </m:r>
-              <m:r>
-                <w:rPr>
-                  <w:rFonts w:ascii="Cambria Math" w:hAnsi="Cambria Math" w:cs="Arial"/>
-                  <w:lang w:val="en-US"/>
-                </w:rPr>
-                <m:t>e</m:t>
+                <m:t>2e</m:t>
               </m:r>
             </m:e>
             <m:sup>
@@ -16284,21 +16240,7 @@
                   <w:rFonts w:ascii="Cambria Math" w:hAnsi="Cambria Math" w:cs="Arial"/>
                   <w:lang w:val="en-US"/>
                 </w:rPr>
-                <m:t>-</m:t>
-              </m:r>
-              <m:r>
-                <w:rPr>
-                  <w:rFonts w:ascii="Cambria Math" w:hAnsi="Cambria Math" w:cs="Arial"/>
-                  <w:lang w:val="en-US"/>
-                </w:rPr>
-                <m:t>2</m:t>
-              </m:r>
-              <m:r>
-                <w:rPr>
-                  <w:rFonts w:ascii="Cambria Math" w:hAnsi="Cambria Math" w:cs="Arial"/>
-                  <w:lang w:val="en-US"/>
-                </w:rPr>
-                <m:t>k(Tg onset-Tg midpoint)</m:t>
+                <m:t>-2k(Tg onset-Tg midpoint)</m:t>
               </m:r>
             </m:sup>
           </m:sSup>
@@ -16336,14 +16278,7 @@
                       <w:rFonts w:ascii="Cambria Math" w:hAnsi="Cambria Math" w:cs="Arial"/>
                       <w:lang w:val="en-US"/>
                     </w:rPr>
-                    <m:t>4</m:t>
-                  </m:r>
-                  <m:r>
-                    <w:rPr>
-                      <w:rFonts w:ascii="Cambria Math" w:hAnsi="Cambria Math" w:cs="Arial"/>
-                      <w:lang w:val="en-US"/>
-                    </w:rPr>
-                    <m:t>e</m:t>
+                    <m:t>4e</m:t>
                   </m:r>
                 </m:e>
                 <m:sup>
@@ -16419,21 +16354,7 @@
                   <w:rFonts w:ascii="Cambria Math" w:hAnsi="Cambria Math" w:cs="Arial"/>
                   <w:lang w:val="en-US"/>
                 </w:rPr>
-                <m:t>-</m:t>
-              </m:r>
-              <m:r>
-                <w:rPr>
-                  <w:rFonts w:ascii="Cambria Math" w:hAnsi="Cambria Math" w:cs="Arial"/>
-                  <w:lang w:val="en-US"/>
-                </w:rPr>
-                <m:t>2</m:t>
-              </m:r>
-              <m:r>
-                <w:rPr>
-                  <w:rFonts w:ascii="Cambria Math" w:hAnsi="Cambria Math" w:cs="Arial"/>
-                  <w:lang w:val="en-US"/>
-                </w:rPr>
-                <m:t>k(Tg onset-Tg midpoint)</m:t>
+                <m:t>-2k(Tg onset-Tg midpoint)</m:t>
               </m:r>
             </m:sup>
           </m:sSup>
@@ -16527,21 +16448,7 @@
               <w:rFonts w:ascii="Cambria Math" w:eastAsiaTheme="minorEastAsia" w:hAnsi="Cambria Math" w:cs="Arial"/>
               <w:lang w:val="en-US"/>
             </w:rPr>
-            <m:t xml:space="preserve">+ </m:t>
-          </m:r>
-          <m:r>
-            <w:rPr>
-              <w:rFonts w:ascii="Cambria Math" w:eastAsiaTheme="minorEastAsia" w:hAnsi="Cambria Math" w:cs="Arial"/>
-              <w:lang w:val="en-US"/>
-            </w:rPr>
-            <m:t>1</m:t>
-          </m:r>
-          <m:r>
-            <w:rPr>
-              <w:rFonts w:ascii="Cambria Math" w:eastAsiaTheme="minorEastAsia" w:hAnsi="Cambria Math" w:cs="Arial"/>
-              <w:lang w:val="en-US"/>
-            </w:rPr>
-            <m:t xml:space="preserve">=0  </m:t>
+            <m:t xml:space="preserve">+ 1=0  </m:t>
           </m:r>
         </m:oMath>
       </m:oMathPara>
@@ -16847,14 +16754,7 @@
               <w:rFonts w:ascii="Cambria Math" w:eastAsiaTheme="minorEastAsia" w:hAnsi="Cambria Math" w:cs="Arial"/>
               <w:lang w:val="en-US"/>
             </w:rPr>
-            <m:t>,</m:t>
-          </m:r>
-          <m:r>
-            <w:rPr>
-              <w:rFonts w:ascii="Cambria Math" w:eastAsiaTheme="minorEastAsia" w:hAnsi="Cambria Math" w:cs="Arial"/>
-              <w:lang w:val="en-US"/>
-            </w:rPr>
-            <m:t xml:space="preserve"> </m:t>
+            <m:t xml:space="preserve">, </m:t>
           </m:r>
         </m:oMath>
       </m:oMathPara>
@@ -16940,14 +16840,7 @@
             <w:rFonts w:ascii="Cambria Math" w:hAnsi="Cambria Math" w:cs="Arial"/>
             <w:lang w:val="en-US"/>
           </w:rPr>
-          <m:t>Tg onset-Tg midpoint</m:t>
-        </m:r>
-        <m:r>
-          <w:rPr>
-            <w:rFonts w:ascii="Cambria Math" w:hAnsi="Cambria Math" w:cs="Arial"/>
-            <w:lang w:val="en-US"/>
-          </w:rPr>
-          <m:t>=</m:t>
+          <m:t>Tg onset-Tg midpoint=</m:t>
         </m:r>
         <m:f>
           <m:fPr>
@@ -16965,21 +16858,7 @@
                 <w:rFonts w:ascii="Cambria Math" w:hAnsi="Cambria Math" w:cs="Arial"/>
                 <w:lang w:val="en-US"/>
               </w:rPr>
-              <m:t xml:space="preserve"> </m:t>
-            </m:r>
-            <m:r>
-              <w:rPr>
-                <w:rFonts w:ascii="Cambria Math" w:hAnsi="Cambria Math" w:cs="Arial"/>
-                <w:lang w:val="en-US"/>
-              </w:rPr>
-              <m:t xml:space="preserve">Tg onset-Tg </m:t>
-            </m:r>
-            <m:r>
-              <w:rPr>
-                <w:rFonts w:ascii="Cambria Math" w:hAnsi="Cambria Math" w:cs="Arial"/>
-                <w:lang w:val="en-US"/>
-              </w:rPr>
-              <m:t>endset</m:t>
+              <m:t xml:space="preserve"> Tg onset-Tg endset</m:t>
             </m:r>
           </m:num>
           <m:den>
@@ -17232,28 +17111,7 @@
                   <w:rFonts w:ascii="Cambria Math" w:hAnsi="Cambria Math" w:cs="Arial"/>
                   <w:lang w:val="en-US"/>
                 </w:rPr>
-                <m:t xml:space="preserve">Tg </m:t>
-              </m:r>
-              <m:r>
-                <w:rPr>
-                  <w:rFonts w:ascii="Cambria Math" w:hAnsi="Cambria Math" w:cs="Arial"/>
-                  <w:lang w:val="en-US"/>
-                </w:rPr>
-                <m:t>endset</m:t>
-              </m:r>
-              <m:r>
-                <w:rPr>
-                  <w:rFonts w:ascii="Cambria Math" w:hAnsi="Cambria Math" w:cs="Arial"/>
-                  <w:lang w:val="en-US"/>
-                </w:rPr>
-                <m:t xml:space="preserve">-Tg </m:t>
-              </m:r>
-              <m:r>
-                <w:rPr>
-                  <w:rFonts w:ascii="Cambria Math" w:hAnsi="Cambria Math" w:cs="Arial"/>
-                  <w:lang w:val="en-US"/>
-                </w:rPr>
-                <m:t>onset</m:t>
+                <m:t>Tg endset-Tg onset</m:t>
               </m:r>
             </m:den>
           </m:f>
@@ -17559,14 +17417,7 @@
                                   <w:rFonts w:ascii="Cambria Math" w:eastAsiaTheme="minorEastAsia" w:hAnsi="Cambria Math" w:cs="Arial"/>
                                   <w:lang w:val="en-US"/>
                                 </w:rPr>
-                                <m:t>t</m:t>
-                              </m:r>
-                              <m:r>
-                                <w:rPr>
-                                  <w:rFonts w:ascii="Cambria Math" w:eastAsiaTheme="minorEastAsia" w:hAnsi="Cambria Math" w:cs="Arial"/>
-                                  <w:lang w:val="en-US"/>
-                                </w:rPr>
-                                <m:t>-µ</m:t>
+                                <m:t>t-µ</m:t>
                               </m:r>
                             </m:e>
                           </m:d>
@@ -17650,21 +17501,7 @@
               <w:rFonts w:ascii="Cambria Math" w:hAnsi="Cambria Math" w:cs="Arial"/>
               <w:lang w:val="en-US"/>
             </w:rPr>
-            <m:t>µ=</m:t>
-          </m:r>
-          <m:r>
-            <w:rPr>
-              <w:rFonts w:ascii="Cambria Math" w:hAnsi="Cambria Math" w:cs="Arial"/>
-              <w:lang w:val="en-US"/>
-            </w:rPr>
-            <m:t xml:space="preserve">time at </m:t>
-          </m:r>
-          <m:r>
-            <w:rPr>
-              <w:rFonts w:ascii="Cambria Math" w:hAnsi="Cambria Math" w:cs="Arial"/>
-              <w:lang w:val="en-US"/>
-            </w:rPr>
-            <m:t>peak temperature  and σ=</m:t>
+            <m:t>µ=time at peak temperature  and σ=</m:t>
           </m:r>
           <m:f>
             <m:fPr>
@@ -21674,6 +21511,7 @@
   <w:style w:type="character" w:default="1" w:styleId="DefaultParagraphFont">
     <w:name w:val="Default Paragraph Font"/>
     <w:uiPriority w:val="1"/>
+    <w:semiHidden/>
     <w:unhideWhenUsed/>
   </w:style>
   <w:style w:type="table" w:default="1" w:styleId="TableNormal">
